--- a/fra/docx/29.content.docx
+++ b/fra/docx/29.content.docx
@@ -9292,18 +9292,12 @@
         </w:rPr>
         <w:t xml:space="preserve">Voyez comment vous avez traduit l'expression similaire en </w:t>
       </w:r>
-      <w:hyperlink r:id="rId13">
-        <w:r>
-          <w:rPr>
-            <w:lang w:val="fr_FR" w:bidi="fr_FR"/>
-          </w:rPr>
-          <w:rPr>
-            <w:color w:val="0000EE"/>
-            <w:u w:val="single"/>
-          </w:rPr>
-          <w:t>1.19</w:t>
-        </w:r>
-      </w:hyperlink>
+      <w:r>
+        <w:rPr>
+          <w:lang w:val="fr_FR" w:bidi="fr_FR"/>
+        </w:rPr>
+        <w:t>1.19</w:t>
+      </w:r>
       <w:r>
         <w:rPr>
           <w:lang w:val="fr_FR" w:bidi="fr_FR"/>
@@ -9957,18 +9951,12 @@
         </w:rPr>
         <w:t xml:space="preserve">Voyez comment vous avez traduit la même expression dans </w:t>
       </w:r>
-      <w:hyperlink r:id="rId14">
-        <w:r>
-          <w:rPr>
-            <w:lang w:val="fr_FR" w:bidi="fr_FR"/>
-          </w:rPr>
-          <w:rPr>
-            <w:color w:val="0000EE"/>
-            <w:u w:val="single"/>
-          </w:rPr>
-          <w:t>1.15</w:t>
-        </w:r>
-      </w:hyperlink>
+      <w:r>
+        <w:rPr>
+          <w:lang w:val="fr_FR" w:bidi="fr_FR"/>
+        </w:rPr>
+        <w:t>1.15</w:t>
+      </w:r>
       <w:r>
         <w:rPr>
           <w:lang w:val="fr_FR" w:bidi="fr_FR"/>
@@ -15044,18 +15032,12 @@
         </w:rPr>
         <w:t xml:space="preserve">Voyez comment vous avez traduit la même expression en </w:t>
       </w:r>
-      <w:hyperlink r:id="rId14">
-        <w:r>
-          <w:rPr>
-            <w:lang w:val="fr_FR" w:bidi="fr_FR"/>
-          </w:rPr>
-          <w:rPr>
-            <w:color w:val="0000EE"/>
-            <w:u w:val="single"/>
-          </w:rPr>
-          <w:t>1.15</w:t>
-        </w:r>
-      </w:hyperlink>
+      <w:r>
+        <w:rPr>
+          <w:lang w:val="fr_FR" w:bidi="fr_FR"/>
+        </w:rPr>
+        <w:t>1.15</w:t>
+      </w:r>
       <w:r>
         <w:rPr>
           <w:lang w:val="fr_FR" w:bidi="fr_FR"/>
@@ -23334,18 +23316,12 @@
         </w:rPr>
         <w:t xml:space="preserve">Voyez comment vous avez traduit cela en </w:t>
       </w:r>
-      <w:hyperlink r:id="rId15">
-        <w:r>
-          <w:rPr>
-            <w:lang w:val="fr_FR" w:bidi="fr_FR"/>
-          </w:rPr>
-          <w:rPr>
-            <w:color w:val="0000EE"/>
-            <w:u w:val="single"/>
-          </w:rPr>
-          <w:t>2.28</w:t>
-        </w:r>
-      </w:hyperlink>
+      <w:r>
+        <w:rPr>
+          <w:lang w:val="fr_FR" w:bidi="fr_FR"/>
+        </w:rPr>
+        <w:t>2.28</w:t>
+      </w:r>
       <w:r>
         <w:rPr>
           <w:lang w:val="fr_FR" w:bidi="fr_FR"/>
@@ -24043,18 +24019,12 @@
         </w:rPr>
         <w:t xml:space="preserve">Voyez comment vous avez traduit l'expression similaire en </w:t>
       </w:r>
-      <w:hyperlink r:id="rId14">
-        <w:r>
-          <w:rPr>
-            <w:lang w:val="fr_FR" w:bidi="fr_FR"/>
-          </w:rPr>
-          <w:rPr>
-            <w:color w:val="0000EE"/>
-            <w:u w:val="single"/>
-          </w:rPr>
-          <w:t>1.15</w:t>
-        </w:r>
-      </w:hyperlink>
+      <w:r>
+        <w:rPr>
+          <w:lang w:val="fr_FR" w:bidi="fr_FR"/>
+        </w:rPr>
+        <w:t>1.15</w:t>
+      </w:r>
       <w:r>
         <w:rPr>
           <w:lang w:val="fr_FR" w:bidi="fr_FR"/>
@@ -26880,18 +26850,12 @@
         </w:rPr>
         <w:t xml:space="preserve"> dans </w:t>
       </w:r>
-      <w:hyperlink r:id="rId16">
-        <w:r>
-          <w:rPr>
-            <w:lang w:val="fr_FR" w:bidi="fr_FR"/>
-          </w:rPr>
-          <w:rPr>
-            <w:color w:val="0000EE"/>
-            <w:u w:val="single"/>
-          </w:rPr>
-          <w:t>2.23</w:t>
-        </w:r>
-      </w:hyperlink>
+      <w:r>
+        <w:rPr>
+          <w:lang w:val="fr_FR" w:bidi="fr_FR"/>
+        </w:rPr>
+        <w:t>2.23</w:t>
+      </w:r>
       <w:r>
         <w:rPr>
           <w:lang w:val="fr_FR" w:bidi="fr_FR"/>
@@ -27319,18 +27283,12 @@
         </w:rPr>
         <w:t xml:space="preserve">Le texte hébraïque dit littéralement : « Voici que moi les réveillant ». Comme dans </w:t>
       </w:r>
-      <w:hyperlink r:id="rId17">
-        <w:r>
-          <w:rPr>
-            <w:lang w:val="fr_FR" w:bidi="fr_FR"/>
-          </w:rPr>
-          <w:rPr>
-            <w:color w:val="0000EE"/>
-            <w:u w:val="single"/>
-          </w:rPr>
-          <w:t>2.19</w:t>
-        </w:r>
-      </w:hyperlink>
+      <w:r>
+        <w:rPr>
+          <w:lang w:val="fr_FR" w:bidi="fr_FR"/>
+        </w:rPr>
+        <w:t>2.19</w:t>
+      </w:r>
       <w:r>
         <w:rPr>
           <w:lang w:val="fr_FR" w:bidi="fr_FR"/>
@@ -27531,18 +27489,12 @@
         </w:rPr>
         <w:t xml:space="preserve">Voyez comment vous avez traduit la même expression en </w:t>
       </w:r>
-      <w:hyperlink r:id="rId18">
-        <w:r>
-          <w:rPr>
-            <w:lang w:val="fr_FR" w:bidi="fr_FR"/>
-          </w:rPr>
-          <w:rPr>
-            <w:color w:val="0000EE"/>
-            <w:u w:val="single"/>
-          </w:rPr>
-          <w:t>3.4</w:t>
-        </w:r>
-      </w:hyperlink>
+      <w:r>
+        <w:rPr>
+          <w:lang w:val="fr_FR" w:bidi="fr_FR"/>
+        </w:rPr>
+        <w:t>3.4</w:t>
+      </w:r>
       <w:r>
         <w:rPr>
           <w:lang w:val="fr_FR" w:bidi="fr_FR"/>
@@ -29303,18 +29255,12 @@
         </w:rPr>
         <w:t xml:space="preserve">Voyez comment vous avez traduit ce nom dans </w:t>
       </w:r>
-      <w:hyperlink r:id="rId19">
-        <w:r>
-          <w:rPr>
-            <w:lang w:val="fr_FR" w:bidi="fr_FR"/>
-          </w:rPr>
-          <w:rPr>
-            <w:color w:val="0000EE"/>
-            <w:u w:val="single"/>
-          </w:rPr>
-          <w:t>3.2</w:t>
-        </w:r>
-      </w:hyperlink>
+      <w:r>
+        <w:rPr>
+          <w:lang w:val="fr_FR" w:bidi="fr_FR"/>
+        </w:rPr>
+        <w:t>3.2</w:t>
+      </w:r>
       <w:r>
         <w:rPr>
           <w:lang w:val="fr_FR" w:bidi="fr_FR"/>
@@ -29878,18 +29824,12 @@
         </w:rPr>
         <w:t xml:space="preserve"> sont au pluriel ici. Utilisez donc le pluriel dans votre traduction si votre langue fait cette distinction. Ces impératifs semblent s'adresser aux « héros » mentionnés dans </w:t>
       </w:r>
-      <w:hyperlink r:id="rId20">
-        <w:r>
-          <w:rPr>
-            <w:lang w:val="fr_FR" w:bidi="fr_FR"/>
-          </w:rPr>
-          <w:rPr>
-            <w:color w:val="0000EE"/>
-            <w:u w:val="single"/>
-          </w:rPr>
-          <w:t>3.11</w:t>
-        </w:r>
-      </w:hyperlink>
+      <w:r>
+        <w:rPr>
+          <w:lang w:val="fr_FR" w:bidi="fr_FR"/>
+        </w:rPr>
+        <w:t>3.11</w:t>
+      </w:r>
       <w:r>
         <w:rPr>
           <w:lang w:val="fr_FR" w:bidi="fr_FR"/>
@@ -30517,18 +30457,12 @@
         </w:rPr>
         <w:t xml:space="preserve">Ce sont les mêmes phrases que dans </w:t>
       </w:r>
-      <w:hyperlink r:id="rId21">
-        <w:r>
-          <w:rPr>
-            <w:lang w:val="fr_FR" w:bidi="fr_FR"/>
-          </w:rPr>
-          <w:rPr>
-            <w:color w:val="0000EE"/>
-            <w:u w:val="single"/>
-          </w:rPr>
-          <w:t>2.10</w:t>
-        </w:r>
-      </w:hyperlink>
+      <w:r>
+        <w:rPr>
+          <w:lang w:val="fr_FR" w:bidi="fr_FR"/>
+        </w:rPr>
+        <w:t>2.10</w:t>
+      </w:r>
       <w:r>
         <w:rPr>
           <w:lang w:val="fr_FR" w:bidi="fr_FR"/>
@@ -30660,18 +30594,12 @@
         </w:rPr>
         <w:t xml:space="preserve">Voyez comment vous avez traduit la même expression dans </w:t>
       </w:r>
-      <w:hyperlink r:id="rId21">
-        <w:r>
-          <w:rPr>
-            <w:lang w:val="fr_FR" w:bidi="fr_FR"/>
-          </w:rPr>
-          <w:rPr>
-            <w:color w:val="0000EE"/>
-            <w:u w:val="single"/>
-          </w:rPr>
-          <w:t>2.10</w:t>
-        </w:r>
-      </w:hyperlink>
+      <w:r>
+        <w:rPr>
+          <w:lang w:val="fr_FR" w:bidi="fr_FR"/>
+        </w:rPr>
+        <w:t>2.10</w:t>
+      </w:r>
       <w:r>
         <w:rPr>
           <w:lang w:val="fr_FR" w:bidi="fr_FR"/>
@@ -31199,18 +31127,12 @@
         </w:rPr>
         <w:t xml:space="preserve"> en </w:t>
       </w:r>
-      <w:hyperlink r:id="rId16">
-        <w:r>
-          <w:rPr>
-            <w:lang w:val="fr_FR" w:bidi="fr_FR"/>
-          </w:rPr>
-          <w:rPr>
-            <w:color w:val="0000EE"/>
-            <w:u w:val="single"/>
-          </w:rPr>
-          <w:t>2.23</w:t>
-        </w:r>
-      </w:hyperlink>
+      <w:r>
+        <w:rPr>
+          <w:lang w:val="fr_FR" w:bidi="fr_FR"/>
+        </w:rPr>
+        <w:t>2.23</w:t>
+      </w:r>
       <w:r>
         <w:rPr>
           <w:lang w:val="fr_FR" w:bidi="fr_FR"/>
@@ -32097,18 +32019,12 @@
         </w:rPr>
         <w:t xml:space="preserve">Voyez comment vous avez traduit la même expression dans </w:t>
       </w:r>
-      <w:hyperlink r:id="rId22">
-        <w:r>
-          <w:rPr>
-            <w:lang w:val="fr_FR" w:bidi="fr_FR"/>
-          </w:rPr>
-          <w:rPr>
-            <w:color w:val="0000EE"/>
-            <w:u w:val="single"/>
-          </w:rPr>
-          <w:t>1.9</w:t>
-        </w:r>
-      </w:hyperlink>
+      <w:r>
+        <w:rPr>
+          <w:lang w:val="fr_FR" w:bidi="fr_FR"/>
+        </w:rPr>
+        <w:t>1.9</w:t>
+      </w:r>
       <w:r>
         <w:rPr>
           <w:lang w:val="fr_FR" w:bidi="fr_FR"/>
@@ -33049,18 +32965,12 @@
         </w:rPr>
         <w:t xml:space="preserve">Comme l'expression dans </w:t>
       </w:r>
-      <w:hyperlink r:id="rId23">
-        <w:r>
-          <w:rPr>
-            <w:lang w:val="fr_FR" w:bidi="fr_FR"/>
-          </w:rPr>
-          <w:rPr>
-            <w:color w:val="0000EE"/>
-            <w:u w:val="single"/>
-          </w:rPr>
-          <w:t>2.2</w:t>
-        </w:r>
-      </w:hyperlink>
+      <w:r>
+        <w:rPr>
+          <w:lang w:val="fr_FR" w:bidi="fr_FR"/>
+        </w:rPr>
+        <w:t>2.2</w:t>
+      </w:r>
       <w:r>
         <w:rPr>
           <w:lang w:val="fr_FR" w:bidi="fr_FR"/>
